--- a/연구일지/2026-05-11_연구일지.docx
+++ b/연구일지/2026-05-11_연구일지.docx
@@ -377,7 +377,6 @@
         <w:gridCol w:w="100"/>
         <w:gridCol w:w="100"/>
         <w:gridCol w:w="100"/>
-        <w:gridCol w:w="100"/>
       </w:tblGrid>
       <w:tr>
         <w:trPr>
@@ -393,7 +392,7 @@
                 <w:b/>
                 <w:bCs/>
               </w:rPr>
-              <w:t xml:space="preserve">커밋</w:t>
+              <w:t xml:space="preserve">커밋 해시</w:t>
             </w:r>
           </w:p>
         </w:tc>
@@ -421,20 +420,6 @@
                 <w:b/>
                 <w:bCs/>
               </w:rPr>
-              <w:t xml:space="preserve">커밋 메시지</w:t>
-            </w:r>
-          </w:p>
-        </w:tc>
-        <w:tc>
-          <w:tcPr>
-            <w:shd w:fill="E7E6E6" w:color="auto" w:val="clear"/>
-          </w:tcPr>
-          <w:p>
-            <w:r>
-              <w:rPr>
-                <w:b/>
-                <w:bCs/>
-              </w:rPr>
               <w:t xml:space="preserve">변경 통계</w:t>
             </w:r>
           </w:p>
@@ -458,13 +443,6 @@
         <w:tc>
           <w:p>
             <w:r>
-              <w:t xml:space="preserve">Merge branch 'main' of https://github.com/dummy1027/nine-tailed-fox</w:t>
-            </w:r>
-          </w:p>
-        </w:tc>
-        <w:tc>
-          <w:p>
-            <w:r>
               <w:t xml:space="preserve">-</w:t>
             </w:r>
           </w:p>
@@ -488,13 +466,6 @@
         <w:tc>
           <w:p>
             <w:r>
-              <w:t xml:space="preserve">복구했다</w:t>
-            </w:r>
-          </w:p>
-        </w:tc>
-        <w:tc>
-          <w:p>
-            <w:r>
               <w:t xml:space="preserve">1 file changed, 2 insertions(+)</w:t>
             </w:r>
           </w:p>
@@ -518,13 +489,6 @@
         <w:tc>
           <w:p>
             <w:r>
-              <w:t xml:space="preserve">복구 시스템 가동</w:t>
-            </w:r>
-          </w:p>
-        </w:tc>
-        <w:tc>
-          <w:p>
-            <w:r>
               <w:t xml:space="preserve">1 file changed, 49 insertions(+), 52 deletions(-)</w:t>
             </w:r>
           </w:p>
@@ -548,13 +512,6 @@
         <w:tc>
           <w:p>
             <w:r>
-              <w:t xml:space="preserve">Merge branch 'main' of https://github.com/dummy1027/nine-tailed-fox</w:t>
-            </w:r>
-          </w:p>
-        </w:tc>
-        <w:tc>
-          <w:p>
-            <w:r>
               <w:t xml:space="preserve">-</w:t>
             </w:r>
           </w:p>
@@ -578,13 +535,6 @@
         <w:tc>
           <w:p>
             <w:r>
-              <w:t xml:space="preserve">버거햄</w:t>
-            </w:r>
-          </w:p>
-        </w:tc>
-        <w:tc>
-          <w:p>
-            <w:r>
               <w:t xml:space="preserve">1 file changed, 150 insertions(+), 2 deletions(-)</w:t>
             </w:r>
           </w:p>
@@ -608,13 +558,6 @@
         <w:tc>
           <w:p>
             <w:r>
-              <w:t xml:space="preserve">남의 컴에서 안됀다고? 그럼 되게 해</w:t>
-            </w:r>
-          </w:p>
-        </w:tc>
-        <w:tc>
-          <w:p>
-            <w:r>
               <w:t xml:space="preserve">2 files changed, 92 insertions(+), 76 deletions(-)</w:t>
             </w:r>
           </w:p>
@@ -638,13 +581,6 @@
         <w:tc>
           <w:p>
             <w:r>
-              <w:t xml:space="preserve">서버 웹페이지 그래프 추가</w:t>
-            </w:r>
-          </w:p>
-        </w:tc>
-        <w:tc>
-          <w:p>
-            <w:r>
               <w:t xml:space="preserve">1 file changed, 22 insertions(+), 2 deletions(-)</w:t>
             </w:r>
           </w:p>
@@ -668,13 +604,6 @@
         <w:tc>
           <w:p>
             <w:r>
-              <w:t xml:space="preserve">댓글의 대댓의 대댓의 대댓의 대댓의 대댓의 대댓의 대댓의 대댓 ...더보기</w:t>
-            </w:r>
-          </w:p>
-        </w:tc>
-        <w:tc>
-          <w:p>
-            <w:r>
               <w:t xml:space="preserve">4 files changed, 256 insertions(+)</w:t>
             </w:r>
           </w:p>
@@ -692,13 +621,6 @@
           <w:p>
             <w:r>
               <w:t xml:space="preserve">배도훈 (dummy1027)</w:t>
-            </w:r>
-          </w:p>
-        </w:tc>
-        <w:tc>
-          <w:p>
-            <w:r>
-              <w:t xml:space="preserve">서버 상태</w:t>
             </w:r>
           </w:p>
         </w:tc>

--- a/연구일지/2026-05-11_연구일지.docx
+++ b/연구일지/2026-05-11_연구일지.docx
@@ -35,7 +35,7 @@
     <w:p>
       <w:pPr>
         <w:pStyle w:val="Heading2"/>
-        <w:spacing w:after="120" w:before="240"/>
+        <w:spacing w:after="140" w:before="280"/>
       </w:pPr>
       <w:r>
         <w:rPr>
@@ -76,7 +76,7 @@
           <w:sz w:val="22"/>
           <w:szCs w:val="22"/>
         </w:rPr>
-        <w:t xml:space="preserve">연구 단계: 대댓글 시스템 및 서버 모니터링 도입 단계</w:t>
+        <w:t xml:space="preserve">연구 단계: 대댓글(무한 중첩)과 서버 그래프</w:t>
       </w:r>
     </w:p>
     <w:p>
@@ -146,7 +146,7 @@
     <w:p>
       <w:pPr>
         <w:pStyle w:val="Heading2"/>
-        <w:spacing w:after="120" w:before="240"/>
+        <w:spacing w:after="140" w:before="280"/>
       </w:pPr>
       <w:r>
         <w:rPr>
@@ -155,25 +155,25 @@
           <w:sz w:val="28"/>
           <w:szCs w:val="28"/>
         </w:rPr>
-        <w:t xml:space="preserve">2. 연구 활동 요약</w:t>
-      </w:r>
-    </w:p>
-    <w:p>
-      <w:pPr>
-        <w:spacing w:after="120"/>
-      </w:pPr>
-      <w:r>
-        <w:rPr>
-          <w:sz w:val="22"/>
-          <w:szCs w:val="22"/>
-        </w:rPr>
-        <w:t xml:space="preserve">커뮤니티에 무한 깊이 대댓글(중첩 댓글) 시스템을 도입하여 COMMUNITY_COMMENTS.sql, COMMUNITY_NESTED_COMMENTS.sql 스키마를 신설하고, Community.jsx에 204행을 추가하였다. 동시에 서버 상태 모니터링 페이지(server-status)에 실시간 그래프를 추가하고, "남의 컴에서 안 됀다고? 그럼 되게 해" 커밋에서 환경 독립적 동작을 확보하였다.</w:t>
+        <w:t xml:space="preserve">2. 오늘의 목표</w:t>
+      </w:r>
+    </w:p>
+    <w:p>
+      <w:pPr>
+        <w:spacing w:after="140" w:line="320"/>
+      </w:pPr>
+      <w:r>
+        <w:rPr>
+          <w:sz w:val="22"/>
+          <w:szCs w:val="22"/>
+        </w:rPr>
+        <w:t xml:space="preserve">댓글에 답글을 달고, 그 답글에 또 답글을 달 수 있어야 한다. 깊이 제한을 두지 않고 자유롭게 중첩되도록 만드는 게 오늘의 목표다. 그리고 서버 상태 페이지에 그래프를 추가해서 모니터링이 직관적으로 보이도록 하기로 했다.</w:t>
       </w:r>
     </w:p>
     <w:p>
       <w:pPr>
         <w:pStyle w:val="Heading2"/>
-        <w:spacing w:after="120" w:before="240"/>
+        <w:spacing w:after="140" w:before="280"/>
       </w:pPr>
       <w:r>
         <w:rPr>
@@ -182,174 +182,49 @@
           <w:sz w:val="28"/>
           <w:szCs w:val="28"/>
         </w:rPr>
-        <w:t xml:space="preserve">3. 정보영재성 관찰 (영재성 기준별 정리)</w:t>
-      </w:r>
-    </w:p>
-    <w:p>
-      <w:pPr>
-        <w:spacing w:after="120"/>
-      </w:pPr>
-      <w:r>
-        <w:rPr>
-          <w:sz w:val="22"/>
-          <w:szCs w:val="22"/>
-        </w:rPr>
-        <w:t xml:space="preserve">한국과학기술원/정보영재원의 영재성 판별 기준(창의성·문제해결력·과제집착력·전문성·협업)에 준하여 본 일자의 활동을 다음과 같이 정리한다.</w:t>
-      </w:r>
-    </w:p>
-    <w:tbl>
-      <w:tblPr>
-        <w:tblW w:type="pct" w:w="100%"/>
-        <w:tblBorders>
-          <w:top w:val="single" w:color="auto" w:sz="4"/>
-          <w:left w:val="single" w:color="auto" w:sz="4"/>
-          <w:bottom w:val="single" w:color="auto" w:sz="4"/>
-          <w:right w:val="single" w:color="auto" w:sz="4"/>
-          <w:insideH w:val="single" w:color="auto" w:sz="4"/>
-          <w:insideV w:val="single" w:color="auto" w:sz="4"/>
-        </w:tblBorders>
-      </w:tblPr>
-      <w:tblGrid>
-        <w:gridCol w:w="100"/>
-        <w:gridCol w:w="100"/>
-      </w:tblGrid>
-      <w:tr>
-        <w:tc>
-          <w:tcPr>
-            <w:tcW w:type="pct" w:w="30%"/>
-            <w:shd w:fill="E7E6E6" w:color="auto" w:val="clear"/>
-          </w:tcPr>
-          <w:p>
-            <w:r>
-              <w:rPr>
-                <w:b/>
-                <w:bCs/>
-              </w:rPr>
-              <w:t xml:space="preserve">평가 영역</w:t>
-            </w:r>
-          </w:p>
-        </w:tc>
-        <w:tc>
-          <w:tcPr>
-            <w:tcW w:type="pct" w:w="70%"/>
-            <w:shd w:fill="E7E6E6" w:color="auto" w:val="clear"/>
-          </w:tcPr>
-          <w:p>
-            <w:r>
-              <w:rPr>
-                <w:b/>
-                <w:bCs/>
-              </w:rPr>
-              <w:t xml:space="preserve">관찰 내용</w:t>
-            </w:r>
-          </w:p>
-        </w:tc>
-      </w:tr>
-      <w:tr>
-        <w:tc>
-          <w:p>
-            <w:r>
-              <w:rPr>
-                <w:b/>
-                <w:bCs/>
-              </w:rPr>
-              <w:t xml:space="preserve">창의성 (Creativity)</w:t>
-            </w:r>
-          </w:p>
-        </w:tc>
-        <w:tc>
-          <w:p>
-            <w:r>
-              <w:t xml:space="preserve">서버 상태 페이지에 단순 텍스트가 아닌 실시간 그래프(recharts)를 사용하여 가시성을 극대화한 점, 대댓글을 무한 중첩으로 설계한 점에서 사용자 중심 사고가 드러난다.</w:t>
-            </w:r>
-          </w:p>
-        </w:tc>
-      </w:tr>
-      <w:tr>
-        <w:tc>
-          <w:p>
-            <w:r>
-              <w:rPr>
-                <w:b/>
-                <w:bCs/>
-              </w:rPr>
-              <w:t xml:space="preserve">탐구·문제해결 (Inquiry &amp; Problem-solving)</w:t>
-            </w:r>
-          </w:p>
-        </w:tc>
-        <w:tc>
-          <w:p>
-            <w:r>
-              <w:t xml:space="preserve">재귀적 자료 구조(트리)를 SQL로 표현하기 위해 부모 댓글 ID를 참조하는 self-referencing 스키마를 설계하였다. 환경 의존 버그("남의 컴에서 안 됀다")의 원인을 분석하여 코드를 환경 독립적으로 변경하였다.</w:t>
-            </w:r>
-          </w:p>
-        </w:tc>
-      </w:tr>
-      <w:tr>
-        <w:tc>
-          <w:p>
-            <w:r>
-              <w:rPr>
-                <w:b/>
-                <w:bCs/>
-              </w:rPr>
-              <w:t xml:space="preserve">협업·의사소통 (Collaboration)</w:t>
-            </w:r>
-          </w:p>
-        </w:tc>
-        <w:tc>
-          <w:p>
-            <w:r>
-              <w:t xml:space="preserve">댓글 SQL 스키마는 한 연구원이 설계하고, 클라이언트 UI는 다른 연구원이 구현하는 식으로 명확한 역할 분담이 이루어졌다.</w:t>
-            </w:r>
-          </w:p>
-        </w:tc>
-      </w:tr>
-      <w:tr>
-        <w:tc>
-          <w:p>
-            <w:r>
-              <w:rPr>
-                <w:b/>
-                <w:bCs/>
-              </w:rPr>
-              <w:t xml:space="preserve">지속성·자기주도성 (Persistence)</w:t>
-            </w:r>
-          </w:p>
-        </w:tc>
-        <w:tc>
-          <w:p>
-            <w:r>
-              <w:t xml:space="preserve">한 일자에 9건의 커밋, 총 1,100여 행의 변경을 수행하였다. 환경 차이로 인한 동작 실패를 외면하지 않고 끝까지 해결하였다.</w:t>
-            </w:r>
-          </w:p>
-        </w:tc>
-      </w:tr>
-      <w:tr>
-        <w:tc>
-          <w:p>
-            <w:r>
-              <w:rPr>
-                <w:b/>
-                <w:bCs/>
-              </w:rPr>
-              <w:t xml:space="preserve">전문성·지식활용 (Expertise)</w:t>
-            </w:r>
-          </w:p>
-        </w:tc>
-        <w:tc>
-          <w:p>
-            <w:r>
-              <w:t xml:space="preserve">SQL 자기 참조 외래키, recharts 라이브러리, Express 미들웨어 구조에 대한 이해를 종합적으로 활용하였다.</w:t>
-            </w:r>
-          </w:p>
-        </w:tc>
-      </w:tr>
-    </w:tbl>
+        <w:t xml:space="preserve">3. 진행 과정 및 사고</w:t>
+      </w:r>
+    </w:p>
+    <w:p>
+      <w:pPr>
+        <w:spacing w:after="140" w:line="320"/>
+      </w:pPr>
+      <w:r>
+        <w:rPr>
+          <w:sz w:val="22"/>
+          <w:szCs w:val="22"/>
+        </w:rPr>
+        <w:t xml:space="preserve">대댓글의 핵심은 DB 스키마였다. 처음에는 댓글마다 자식 댓글을 배열로 갖는 구조를 생각했는데, 그러면 깊이가 늘어날수록 쿼리가 복잡해진다. 결국 self-referencing 외래키(parent_comment_id)로 모든 댓글이 자기 부모 댓글의 ID를 참조하도록 했다. 이 방식은 트리 구조를 한 테이블에 평평하게 저장할 수 있고, 재귀 SELECT로 트리를 복원할 수 있다는 점이 좋았다. COMMUNITY_COMMENTS.sql과 COMMUNITY_NESTED_COMMENTS.sql 두 파일로 정리했다.</w:t>
+      </w:r>
+    </w:p>
+    <w:p>
+      <w:pPr>
+        <w:spacing w:after="140" w:line="320"/>
+      </w:pPr>
+      <w:r>
+        <w:rPr>
+          <w:sz w:val="22"/>
+          <w:szCs w:val="22"/>
+        </w:rPr>
+        <w:t xml:space="preserve">클라이언트 쪽에서는 댓글 컴포넌트를 자기 자신을 호출하는 재귀 컴포넌트로 만들었다(Community.jsx +204행). 처음에 무한 루프가 한 번 났는데, 부모 ID가 null인 경우(최상위 댓글)를 종료 조건으로 두지 않아서였다.</w:t>
+      </w:r>
+    </w:p>
+    <w:p>
+      <w:pPr>
+        <w:spacing w:after="140" w:line="320"/>
+      </w:pPr>
+      <w:r>
+        <w:rPr>
+          <w:sz w:val="22"/>
+          <w:szCs w:val="22"/>
+        </w:rPr>
+        <w:t xml:space="preserve">서버 상태 페이지는 recharts를 도입해서 CPU·메모리·지연시간 그래프를 그렸다. 데이터는 monitor 쪽에서 서버 자체 metric을 긁어오도록 했다. 중간에 "다른 사람 컴퓨터에서 안 된다"는 문제가 생겨서 보니, 로컬 IP를 하드코딩해둔 부분이 있었다. 그걸 환경 변수로 빼서 어디서든 동작하도록 고쳤다.</w:t>
+      </w:r>
+    </w:p>
     <w:p>
       <w:pPr>
         <w:pStyle w:val="Heading2"/>
-        <w:spacing w:after="120" w:before="240"/>
+        <w:spacing w:after="140" w:before="280"/>
       </w:pPr>
       <w:r>
         <w:rPr>
@@ -358,7 +233,61 @@
           <w:sz w:val="28"/>
           <w:szCs w:val="28"/>
         </w:rPr>
-        <w:t xml:space="preserve">4. 커밋 상세</w:t>
+        <w:t xml:space="preserve">4. 알게 된 것</w:t>
+      </w:r>
+    </w:p>
+    <w:p>
+      <w:pPr>
+        <w:spacing w:after="140" w:line="320"/>
+      </w:pPr>
+      <w:r>
+        <w:rPr>
+          <w:sz w:val="22"/>
+          <w:szCs w:val="22"/>
+        </w:rPr>
+        <w:t xml:space="preserve">재귀 구조는 코드에서도 DB에서도 결국 "종료 조건"이 가장 중요하다. 그리고 환경 의존성(특정 컴퓨터에서만 되는 코드)을 만들면 협업이 즉시 막힌다는 걸 직접 경험했다 — 처음부터 .env에 넣었어야 했다.</w:t>
+      </w:r>
+    </w:p>
+    <w:p>
+      <w:pPr>
+        <w:pStyle w:val="Heading2"/>
+        <w:spacing w:after="140" w:before="280"/>
+      </w:pPr>
+      <w:r>
+        <w:rPr>
+          <w:b/>
+          <w:bCs/>
+          <w:sz w:val="28"/>
+          <w:szCs w:val="28"/>
+        </w:rPr>
+        <w:t xml:space="preserve">5. 다음에 할 일</w:t>
+      </w:r>
+    </w:p>
+    <w:p>
+      <w:pPr>
+        <w:spacing w:after="140" w:line="320"/>
+      </w:pPr>
+      <w:r>
+        <w:rPr>
+          <w:sz w:val="22"/>
+          <w:szCs w:val="22"/>
+        </w:rPr>
+        <w:t xml:space="preserve">문제집과 랭킹 시스템을 만들어야 한다. 콘텐츠가 많아질 텐데 어디까지 한 파일에 둘지 고민이다.</w:t>
+      </w:r>
+    </w:p>
+    <w:p>
+      <w:pPr>
+        <w:pStyle w:val="Heading2"/>
+        <w:spacing w:after="140" w:before="280"/>
+      </w:pPr>
+      <w:r>
+        <w:rPr>
+          <w:b/>
+          <w:bCs/>
+          <w:sz w:val="28"/>
+          <w:szCs w:val="28"/>
+        </w:rPr>
+        <w:t xml:space="preserve">6. 커밋 기록</w:t>
       </w:r>
     </w:p>
     <w:tbl>
@@ -636,7 +565,7 @@
     <w:p>
       <w:pPr>
         <w:pStyle w:val="Heading2"/>
-        <w:spacing w:after="120" w:before="240"/>
+        <w:spacing w:after="140" w:before="280"/>
       </w:pPr>
       <w:r>
         <w:rPr>
@@ -645,7 +574,7 @@
           <w:sz w:val="28"/>
           <w:szCs w:val="28"/>
         </w:rPr>
-        <w:t xml:space="preserve">5. 산출물 (스크린샷)</w:t>
+        <w:t xml:space="preserve">7. 산출물 (작업 결과 화면)</w:t>
       </w:r>
     </w:p>
     <w:p>
@@ -707,7 +636,7 @@
           <w:sz w:val="18"/>
           <w:szCs w:val="18"/>
         </w:rPr>
-        <w:t xml:space="preserve">[그림] community — 본 일자 작업의 결과로 동작 중인 페이지 (Puppeteer 자동 캡쳐, C:\Users\USER\LasLasgang\nine-tailed-fox\연구일지\screenshots\community.png)</w:t>
+        <w:t xml:space="preserve">[그림] community — 본 일자 작업의 결과로 동작 중인 페이지 (Puppeteer 자동 캡쳐)</w:t>
       </w:r>
     </w:p>
     <w:p>
@@ -769,34 +698,7 @@
           <w:sz w:val="18"/>
           <w:szCs w:val="18"/>
         </w:rPr>
-        <w:t xml:space="preserve">[그림] server_status — 본 일자 작업의 결과로 동작 중인 페이지 (Puppeteer 자동 캡쳐, C:\Users\USER\LasLasgang\nine-tailed-fox\연구일지\screenshots\server_status.png)</w:t>
-      </w:r>
-    </w:p>
-    <w:p>
-      <w:pPr>
-        <w:pStyle w:val="Heading2"/>
-        <w:spacing w:after="120" w:before="240"/>
-      </w:pPr>
-      <w:r>
-        <w:rPr>
-          <w:b/>
-          <w:bCs/>
-          <w:sz w:val="28"/>
-          <w:szCs w:val="28"/>
-        </w:rPr>
-        <w:t xml:space="preserve">6. 비고</w:t>
-      </w:r>
-    </w:p>
-    <w:p>
-      <w:pPr>
-        <w:spacing w:after="120"/>
-      </w:pPr>
-      <w:r>
-        <w:rPr>
-          <w:sz w:val="22"/>
-          <w:szCs w:val="22"/>
-        </w:rPr>
-        <w:t xml:space="preserve">"댓글의 대댓의 대댓의 대댓의 ..." 커밋 메시지는 무한 중첩의 직관적 표현으로, 본 일자의 핵심 산출물을 단적으로 보여준다.</w:t>
+        <w:t xml:space="preserve">[그림] server_status — 본 일자 작업의 결과로 동작 중인 페이지 (Puppeteer 자동 캡쳐)</w:t>
       </w:r>
     </w:p>
     <w:p>
@@ -811,7 +713,7 @@
           <w:sz w:val="20"/>
           <w:szCs w:val="20"/>
         </w:rPr>
-        <w:t xml:space="preserve">— 작성: 이현준 · 배도훈 공동 연구원</w:t>
+        <w:t xml:space="preserve">— 작성: 이현준 · 배도훈 (공동 작성)</w:t>
       </w:r>
     </w:p>
     <w:sectPr>
